--- a/project-03-incident-lab/guide.docx
+++ b/project-03-incident-lab/guide.docx
@@ -1539,6 +1539,79 @@
         <w:t>Официальная справка по Packet Tracer: https://www.netacad.com/courses/getting-started-cisco-packet-tracer/1000 . Для команд используй встроенную справку `?` и исходный адресный план проектов 1 и 2.</w:t>
       </w:r>
     </w:p>
+    <w:p>
+      <w:r>
+        <w:br w:type="page"/>
+      </w:r>
+    </w:p>
+    <w:p>
+      <w:pPr>
+        <w:pStyle w:val="Heading1"/>
+      </w:pPr>
+      <w:r>
+        <w:t>Практическое применение и собеседование</w:t>
+      </w:r>
+    </w:p>
+    <w:p>
+      <w:r>
+        <w:t>Эти пять случаев имитируют типичные обращения в сетевую поддержку: пользователь попал не в ту VLAN, trunk перестал передавать нужный сегмент, филиал потерял DHCP, OSPF-соседство не установилось и гость получил лишний доступ. Польза лаборатории — привычка локализовать проблему измерением, а не менять настройки наугад.</w:t>
+      </w:r>
+    </w:p>
+    <w:p>
+      <w:pPr>
+        <w:pStyle w:val="Heading2"/>
+      </w:pPr>
+      <w:r>
+        <w:t>Шаблон устного разбора одного кейса</w:t>
+      </w:r>
+    </w:p>
+    <w:p>
+      <w:pPr>
+        <w:ind w:left="227" w:hanging="227"/>
+      </w:pPr>
+      <w:r>
+        <w:rPr>
+          <w:b/>
+        </w:rPr>
+        <w:t xml:space="preserve">1. </w:t>
+      </w:r>
+      <w:r>
+        <w:t>Назови наблюдаемый симптом и ожидаемое поведение. Пример: PC-B1 должен получить адрес 10.20.1.x, но DHCP не завершается.</w:t>
+      </w:r>
+    </w:p>
+    <w:p>
+      <w:pPr>
+        <w:ind w:left="227" w:hanging="227"/>
+      </w:pPr>
+      <w:r>
+        <w:rPr>
+          <w:b/>
+        </w:rPr>
+        <w:t xml:space="preserve">2. </w:t>
+      </w:r>
+      <w:r>
+        <w:t>Покажи минимум две проверки, которые сузили область поиска. Пример: `show ip ospf neighbor` и ping до R-HQ подтвердили маршрутизацию; отсутствие `ip helper-address` на LAN R-B1 объяснило DHCP-сбой.</w:t>
+      </w:r>
+    </w:p>
+    <w:p>
+      <w:pPr>
+        <w:ind w:left="227" w:hanging="227"/>
+      </w:pPr>
+      <w:r>
+        <w:rPr>
+          <w:b/>
+        </w:rPr>
+        <w:t xml:space="preserve">3. </w:t>
+      </w:r>
+      <w:r>
+        <w:t>Покажи минимальное исправление и повторную проверку. Не ограничивайся фразой «заработало»: назови полученный IP, шлюз и результат связи между офисами.</w:t>
+      </w:r>
+    </w:p>
+    <w:p>
+      <w:r>
+        <w:t>Важная формулировка для собеседования: «Я отделял симптом от причины, проверял путь пакета по уровням и менял одну настройку за раз». Показывай только те `.pkt` и результаты, которые действительно собрал и повторно открыл в Packet Tracer. Подготовленный сценарий без воспроизведения называй лабораторным заданием, а не выполненным инцидентом.</w:t>
+      </w:r>
+    </w:p>
     <w:sectPr>
       <w:pgSz w:w="11906" w:h="16838"/>
       <w:pgMar w:top="964" w:right="1020" w:bottom="907" w:left="1020" w:header="720" w:footer="720" w:gutter="0"/>

--- a/project-03-incident-lab/guide.docx
+++ b/project-03-incident-lab/guide.docx
@@ -20,7 +20,7 @@
     </w:p>
     <w:p>
       <w:r>
-        <w:t>Этот проект показывает работодателю не только умение настроить сеть, но и умение находить причину отказа. Ты берёшь исправные файлы проектов 1 и 2, делаешь отдельную копию для каждого инцидента, вносишь ровно одну ошибку, затем проводишь расследование и возвращаешь сеть в рабочее состояние.</w:t>
+        <w:t>Этот проект тренирует поиск причин отказа. В репозитории уже лежат пять отдельных файлов incident-01…incident-05.pkt, и в каждом неисправность внесена заранее. Открой нужный файл через File → Open и сразу сохрани рабочую копию через File → Save As в свою учебную папку. Сначала выполни диагностику, затем исправление. Если хочешь самостоятельно создать аварию с нуля, скопируй исправный .pkt проекта 1 или 2 и внеси только указанное в сценарии изменение. Не вноси ошибку повторно в уже неисправный файл.</w:t>
       </w:r>
     </w:p>
     <w:p>
@@ -738,7 +738,7 @@
     </w:p>
     <w:p>
       <w:r>
-        <w:t>Основа: проект 1. Сохрани отдельную копию `incident-01-wrong-vlan.pkt`. На S2 измени access VLAN порта Fa0/2, куда подключён PC Guest, с 30 на 20. Если в твоей схеме иной порт, найди его по кабелю и фиксируй фактический номер.</w:t>
+        <w:t>Открой готовый incident-01-wrong-vlan.pkt. Ошибка уже внесена: PC Guest подключён к S2 Fa0/2, но этот access порт помещён в VLAN 20 вместо VLAN 30. Для самостоятельного воспроизведения открой исправный файл проекта 1 и измени на S2 только access VLAN Fa0/2 с 30 на 20, затем сохрани отдельную копию.</w:t>
       </w:r>
     </w:p>
     <w:p>
@@ -849,7 +849,7 @@
     </w:p>
     <w:p>
       <w:r>
-        <w:t>Основа: проект 1. В отдельной копии `incident-02-trunk-vlan.pkt` на S1 G0/2 разреши в trunk все рабочие VLAN, кроме 20, например `switchport trunk allowed vlan 10,30,40,99`. На другом конце trunk оставь штатную настройку.</w:t>
+        <w:t>Открой готовый incident-02-trunk-vlan.pkt. На S1 G0/2 в списке разрешённых trunk VLAN уже отсутствует 20; другой конец соединения оставлен без изменения. Если создаёшь этот сбой сам из исправного проекта 1, введи на S1 G0/2 switchport trunk allowed vlan 10,30,40,99 и сохрани отдельную копию.</w:t>
       </w:r>
     </w:p>
     <w:p>
@@ -946,12 +946,12 @@
     </w:p>
     <w:p>
       <w:r>
-        <w:t>Основа: проект 2. В копии `incident-03-dhcp-relay.pkt` на R-B1 G0/0 удали `ip helper-address 10.20.0.1`. Связь между маршрутизаторами и OSPF оставь исправными.</w:t>
+        <w:t>Открой готовый incident-03-dhcp-relay.pkt. На R-B1 G0/0 уже удалён ip helper-address 10.20.0.1. Чтобы увидеть симптом, на PC-B1 открой Desktop → IP Configuration, переключи Static → DHCP и дождись попытки получения адреса; если сохранённый старый адрес ещё виден, обнови DHCP ещё раз. Для создания сбоя самостоятельно удали helper только на R-B1 G0/0 в отдельной копии исправного проекта 2.</w:t>
       </w:r>
     </w:p>
     <w:p>
       <w:r>
-        <w:t>Симптом: PC-B1 не получает адрес; PC-HQ и PC-B2 работают. Маршрутизатор R-B1 пингует 10.20.0.1, а `show ip ospf neighbor` по-прежнему показывает двух соседей. Значит, транспорт до DHCP сервера существует, но широковещательный запрос клиента не достигает его.</w:t>
+        <w:t>Ожидаемый симптом после принудительного обновления аренды: PC-B1 не получает корректный адрес 10.20.1.x, хотя PC-HQ и PC-B2 работают. Сохранённая копия содержит отсутствие helper; реакция DHCP-клиента после обновления зависит от состояния его прежней аренды, поэтому проверь её в собственной сессии. R-B1 должен сохранять маршрут до 10.20.0.1 и OSPF-соседей.</w:t>
       </w:r>
     </w:p>
     <w:p>
@@ -1036,7 +1036,7 @@
     </w:p>
     <w:p>
       <w:r>
-        <w:t>Основа: проект 2. В копии `incident-04-ospf-area.pkt` на R-B1 замени строку для 10.255.12.0/30 на area 1. Остальные две WAN сети оставь в area 0. Так R-HQ и R-B1 перестанут устанавливать соседство на прямом канале, хотя треугольник может сохранить обходной маршрут через B2.</w:t>
+        <w:t>Открой готовый incident-04-ospf-area.pkt. На R-B1 линия 10.255.12.0/30 уже объявлена в OSPF area 1, тогда как R-HQ использует area 0. Обход через B2 может сохранить часть связи. Для самостоятельного воспроизведения замени только area этой сети в отдельной исправной копии проекта 2.</w:t>
       </w:r>
     </w:p>
     <w:p>
@@ -1133,7 +1133,7 @@
     </w:p>
     <w:p>
       <w:r>
-        <w:t>Основа: проект 1. В копии `incident-05-guest-acl.pkt` на R1 убери `ip access-group GUEST_IN in` с подынтерфейса G0/0.30. Сам ACL оставь. Это важный случай: правило может существовать в конфигурации, но не работать, потому что не привязано к интерфейсу.</w:t>
+        <w:t>Открой готовый incident-05-guest-acl.pkt. На R1 с подынтерфейса G0/0.30 уже снята привязка ip access-group GUEST_IN in; сам ACL сохранён. Для самостоятельного воспроизведения удали только эту привязку в отдельной исправной копии проекта 1.</w:t>
       </w:r>
     </w:p>
     <w:p>
